--- a/Space Station Aurora/Text_Betting_Emails.docx
+++ b/Space Station Aurora/Text_Betting_Emails.docx
@@ -215,6 +215,7 @@
       <w:r>
         <w:rPr>
           <w:rFonts w:ascii="Times New Roman" w:hAnsi="Times New Roman" w:cs="Times New Roman"/>
+          <w:noProof/>
         </w:rPr>
         <w:drawing>
           <wp:anchor distT="0" distB="0" distL="114300" distR="114300" simplePos="0" relativeHeight="251658240" behindDoc="0" locked="0" layoutInCell="1" allowOverlap="1" wp14:anchorId="6B27CBF9" wp14:editId="53B0DAD0">
@@ -519,6 +520,7 @@
       <w:r>
         <w:rPr>
           <w:rFonts w:ascii="Times New Roman" w:hAnsi="Times New Roman" w:cs="Times New Roman"/>
+          <w:noProof/>
         </w:rPr>
         <w:drawing>
           <wp:anchor distT="0" distB="0" distL="114300" distR="114300" simplePos="0" relativeHeight="251660288" behindDoc="0" locked="0" layoutInCell="1" allowOverlap="1" wp14:anchorId="197007F2" wp14:editId="79ED8575">
@@ -955,7 +957,19 @@
         <w:rPr>
           <w:rFonts w:ascii="Times New Roman" w:hAnsi="Times New Roman" w:cs="Times New Roman"/>
         </w:rPr>
-        <w:t>We have restored your account and you are now able to deposit and bet up to $100,000.00.</w:t>
+        <w:t xml:space="preserve">We have restored your </w:t>
+      </w:r>
+      <w:r>
+        <w:rPr>
+          <w:rFonts w:ascii="Times New Roman" w:hAnsi="Times New Roman" w:cs="Times New Roman"/>
+        </w:rPr>
+        <w:t>account,</w:t>
+      </w:r>
+      <w:r>
+        <w:rPr>
+          <w:rFonts w:ascii="Times New Roman" w:hAnsi="Times New Roman" w:cs="Times New Roman"/>
+        </w:rPr>
+        <w:t xml:space="preserve"> and you are now able to deposit and bet up to $100,000.00.</w:t>
       </w:r>
     </w:p>
     <w:p>
@@ -1008,6 +1022,7 @@
       <w:r>
         <w:rPr>
           <w:rFonts w:ascii="Times New Roman" w:hAnsi="Times New Roman" w:cs="Times New Roman"/>
+          <w:noProof/>
         </w:rPr>
         <w:drawing>
           <wp:anchor distT="0" distB="0" distL="114300" distR="114300" simplePos="0" relativeHeight="251664384" behindDoc="0" locked="0" layoutInCell="1" allowOverlap="1" wp14:anchorId="51DBC2B1" wp14:editId="220BCCDB">
@@ -1146,34 +1161,29 @@
         <w:ind w:left="426"/>
         <w:rPr>
           <w:rFonts w:ascii="Times New Roman" w:hAnsi="Times New Roman" w:cs="Times New Roman"/>
-          <w:lang w:val="fr-FR"/>
-        </w:rPr>
-      </w:pPr>
-      <w:r>
-        <w:rPr>
-          <w:rFonts w:ascii="Times New Roman" w:hAnsi="Times New Roman" w:cs="Times New Roman"/>
-          <w:lang w:val="fr-FR"/>
+        </w:rPr>
+      </w:pPr>
+      <w:r>
+        <w:rPr>
+          <w:rFonts w:ascii="Times New Roman" w:hAnsi="Times New Roman" w:cs="Times New Roman"/>
         </w:rPr>
         <w:t>info</w:t>
       </w:r>
       <w:r>
         <w:rPr>
           <w:rFonts w:ascii="Times New Roman" w:hAnsi="Times New Roman" w:cs="Times New Roman"/>
-          <w:lang w:val="fr-FR"/>
         </w:rPr>
         <w:t>@</w:t>
       </w:r>
       <w:r>
         <w:rPr>
           <w:rFonts w:ascii="Times New Roman" w:hAnsi="Times New Roman" w:cs="Times New Roman"/>
-          <w:lang w:val="fr-FR"/>
         </w:rPr>
         <w:t>sap</w:t>
       </w:r>
       <w:r>
         <w:rPr>
           <w:rFonts w:ascii="Times New Roman" w:hAnsi="Times New Roman" w:cs="Times New Roman"/>
-          <w:lang w:val="fr-FR"/>
         </w:rPr>
         <w:t>.com</w:t>
       </w:r>
@@ -1442,6 +1452,7 @@
       <w:r>
         <w:rPr>
           <w:rFonts w:ascii="Times New Roman" w:hAnsi="Times New Roman" w:cs="Times New Roman"/>
+          <w:noProof/>
         </w:rPr>
         <w:drawing>
           <wp:anchor distT="0" distB="0" distL="114300" distR="114300" simplePos="0" relativeHeight="251666432" behindDoc="0" locked="0" layoutInCell="1" allowOverlap="1" wp14:anchorId="4EF64950" wp14:editId="473D9F0F">
@@ -2217,6 +2228,7 @@
   <w:style w:type="character" w:default="1" w:styleId="DefaultParagraphFont">
     <w:name w:val="Default Paragraph Font"/>
     <w:uiPriority w:val="1"/>
+    <w:semiHidden/>
     <w:unhideWhenUsed/>
   </w:style>
   <w:style w:type="table" w:default="1" w:styleId="TableNormal">
